--- a/samples/Clearwater_Fulfillment_SOP.docx
+++ b/samples/Clearwater_Fulfillment_SOP.docx
@@ -1091,7 +1091,7 @@
       <w:r>
         <w:drawing>
           <wp:inline distT="0" distB="0" distL="0" distR="0">
-            <wp:extent cx="3857625" cy="6696075"/>
+            <wp:extent cx="5905500" cy="4679349"/>
             <wp:effectExtent t="0" r="0" b="0" l="0"/>
             <wp:docPr id="1" name="" descr="" title=""/>
             <wp:cNvGraphicFramePr>
@@ -1116,7 +1116,7 @@
                   <pic:spPr bwMode="auto">
                     <a:xfrm>
                       <a:off x="0" y="0"/>
-                      <a:ext cx="3857625" cy="6696075"/>
+                      <a:ext cx="5905500" cy="4679349"/>
                     </a:xfrm>
                     <a:prstGeom prst="rect">
                       <a:avLst/>
@@ -1223,6 +1223,14 @@
         </w:rPr>
         <w:t xml:space="preserve">Quality Check 1: Compare picked items against the order list, line by line. If anything does not match, stop and re-pick before continuing.</w:t>
       </w:r>
+      <w:r>
+        <w:rPr>
+          <w:color w:val="000000"/>
+          <w:sz w:val="22"/>
+          <w:szCs w:val="22"/>
+        </w:rPr>
+        <w:t xml:space="preserve"> If the items still do not match after re-picking, stop and flag a stock error to the Shift Lead.</w:t>
+      </w:r>
     </w:p>
     <w:p>
       <w:pPr>
@@ -1295,6 +1303,14 @@
         </w:rPr>
         <w:t xml:space="preserve">Quality Check 2: Confirm the label's name, address, and order number match the order. If anything does not match, stop and reprint the label.</w:t>
       </w:r>
+      <w:r>
+        <w:rPr>
+          <w:color w:val="000000"/>
+          <w:sz w:val="22"/>
+          <w:szCs w:val="22"/>
+        </w:rPr>
+        <w:t xml:space="preserve"> If the label is still wrong after reprinting, stop and escalate to the Shift Lead.</w:t>
+      </w:r>
     </w:p>
     <w:p>
       <w:pPr>
@@ -1365,7 +1381,7 @@
           <w:sz w:val="22"/>
           <w:szCs w:val="22"/>
         </w:rPr>
-        <w:t xml:space="preserve">Shift Lead reviews the Fulfillment Tracker daily and follows up on any flagged rows.</w:t>
+        <w:t>Shift Lead reviews the Fulfillment Tracker daily and follows up on any flagged rows. Check: are all flagged rows cleared? If not, keep chasing each open flag until it is resolved. If a flag cannot be cleared, stop and escalate to the Operations Coordinator.</w:t>
       </w:r>
     </w:p>
     <w:p>
